--- a/tillsyn/A 51019-2024 tillsynsbegäran.docx
+++ b/tillsyn/A 51019-2024 tillsynsbegäran.docx
@@ -218,7 +218,7 @@
     <w:r>
       <w:tab/>
       <w:tab/>
-      <w:t>2025-02-11</w:t>
+      <w:t>2025-02-12</w:t>
       <w:br/>
       <w:br/>
     </w:r>

--- a/tillsyn/A 51019-2024 tillsynsbegäran.docx
+++ b/tillsyn/A 51019-2024 tillsynsbegäran.docx
@@ -218,7 +218,7 @@
     <w:r>
       <w:tab/>
       <w:tab/>
-      <w:t>2025-02-12</w:t>
+      <w:t>2025-02-13</w:t>
       <w:br/>
       <w:br/>
     </w:r>

--- a/tillsyn/A 51019-2024 tillsynsbegäran.docx
+++ b/tillsyn/A 51019-2024 tillsynsbegäran.docx
@@ -218,7 +218,7 @@
     <w:r>
       <w:tab/>
       <w:tab/>
-      <w:t>2025-02-13</w:t>
+      <w:t>2025-02-14</w:t>
       <w:br/>
       <w:br/>
     </w:r>

--- a/tillsyn/A 51019-2024 tillsynsbegäran.docx
+++ b/tillsyn/A 51019-2024 tillsynsbegäran.docx
@@ -218,7 +218,7 @@
     <w:r>
       <w:tab/>
       <w:tab/>
-      <w:t>2025-02-14</w:t>
+      <w:t>2025-02-15</w:t>
       <w:br/>
       <w:br/>
     </w:r>

--- a/tillsyn/A 51019-2024 tillsynsbegäran.docx
+++ b/tillsyn/A 51019-2024 tillsynsbegäran.docx
@@ -218,7 +218,7 @@
     <w:r>
       <w:tab/>
       <w:tab/>
-      <w:t>2025-02-15</w:t>
+      <w:t>2025-02-16</w:t>
       <w:br/>
       <w:br/>
     </w:r>

--- a/tillsyn/A 51019-2024 tillsynsbegäran.docx
+++ b/tillsyn/A 51019-2024 tillsynsbegäran.docx
@@ -218,7 +218,7 @@
     <w:r>
       <w:tab/>
       <w:tab/>
-      <w:t>2025-02-16</w:t>
+      <w:t>2025-02-17</w:t>
       <w:br/>
       <w:br/>
     </w:r>

--- a/tillsyn/A 51019-2024 tillsynsbegäran.docx
+++ b/tillsyn/A 51019-2024 tillsynsbegäran.docx
@@ -218,7 +218,7 @@
     <w:r>
       <w:tab/>
       <w:tab/>
-      <w:t>2025-02-17</w:t>
+      <w:t>2025-02-18</w:t>
       <w:br/>
       <w:br/>
     </w:r>

--- a/tillsyn/A 51019-2024 tillsynsbegäran.docx
+++ b/tillsyn/A 51019-2024 tillsynsbegäran.docx
@@ -218,7 +218,7 @@
     <w:r>
       <w:tab/>
       <w:tab/>
-      <w:t>2025-02-18</w:t>
+      <w:t>2025-02-19</w:t>
       <w:br/>
       <w:br/>
     </w:r>

--- a/tillsyn/A 51019-2024 tillsynsbegäran.docx
+++ b/tillsyn/A 51019-2024 tillsynsbegäran.docx
@@ -218,7 +218,7 @@
     <w:r>
       <w:tab/>
       <w:tab/>
-      <w:t>2025-02-19</w:t>
+      <w:t>2025-02-20</w:t>
       <w:br/>
       <w:br/>
     </w:r>

--- a/tillsyn/A 51019-2024 tillsynsbegäran.docx
+++ b/tillsyn/A 51019-2024 tillsynsbegäran.docx
@@ -218,7 +218,7 @@
     <w:r>
       <w:tab/>
       <w:tab/>
-      <w:t>2025-02-20</w:t>
+      <w:t>2025-02-21</w:t>
       <w:br/>
       <w:br/>
     </w:r>

--- a/tillsyn/A 51019-2024 tillsynsbegäran.docx
+++ b/tillsyn/A 51019-2024 tillsynsbegäran.docx
@@ -218,7 +218,7 @@
     <w:r>
       <w:tab/>
       <w:tab/>
-      <w:t>2025-02-21</w:t>
+      <w:t>2025-02-22</w:t>
       <w:br/>
       <w:br/>
     </w:r>

--- a/tillsyn/A 51019-2024 tillsynsbegäran.docx
+++ b/tillsyn/A 51019-2024 tillsynsbegäran.docx
@@ -218,7 +218,7 @@
     <w:r>
       <w:tab/>
       <w:tab/>
-      <w:t>2025-02-22</w:t>
+      <w:t>2025-02-23</w:t>
       <w:br/>
       <w:br/>
     </w:r>

--- a/tillsyn/A 51019-2024 tillsynsbegäran.docx
+++ b/tillsyn/A 51019-2024 tillsynsbegäran.docx
@@ -218,7 +218,7 @@
     <w:r>
       <w:tab/>
       <w:tab/>
-      <w:t>2025-02-23</w:t>
+      <w:t>2025-02-24</w:t>
       <w:br/>
       <w:br/>
     </w:r>

--- a/tillsyn/A 51019-2024 tillsynsbegäran.docx
+++ b/tillsyn/A 51019-2024 tillsynsbegäran.docx
@@ -218,7 +218,7 @@
     <w:r>
       <w:tab/>
       <w:tab/>
-      <w:t>2025-02-24</w:t>
+      <w:t>2025-02-25</w:t>
       <w:br/>
       <w:br/>
     </w:r>

--- a/tillsyn/A 51019-2024 tillsynsbegäran.docx
+++ b/tillsyn/A 51019-2024 tillsynsbegäran.docx
@@ -218,7 +218,7 @@
     <w:r>
       <w:tab/>
       <w:tab/>
-      <w:t>2025-02-25</w:t>
+      <w:t>2025-02-26</w:t>
       <w:br/>
       <w:br/>
     </w:r>

--- a/tillsyn/A 51019-2024 tillsynsbegäran.docx
+++ b/tillsyn/A 51019-2024 tillsynsbegäran.docx
@@ -218,7 +218,7 @@
     <w:r>
       <w:tab/>
       <w:tab/>
-      <w:t>2025-02-26</w:t>
+      <w:t>2025-02-27</w:t>
       <w:br/>
       <w:br/>
     </w:r>

--- a/tillsyn/A 51019-2024 tillsynsbegäran.docx
+++ b/tillsyn/A 51019-2024 tillsynsbegäran.docx
@@ -218,7 +218,7 @@
     <w:r>
       <w:tab/>
       <w:tab/>
-      <w:t>2025-02-27</w:t>
+      <w:t>2025-02-28</w:t>
       <w:br/>
       <w:br/>
     </w:r>

--- a/tillsyn/A 51019-2024 tillsynsbegäran.docx
+++ b/tillsyn/A 51019-2024 tillsynsbegäran.docx
@@ -218,7 +218,7 @@
     <w:r>
       <w:tab/>
       <w:tab/>
-      <w:t>2025-02-28</w:t>
+      <w:t>2025-03-01</w:t>
       <w:br/>
       <w:br/>
     </w:r>

--- a/tillsyn/A 51019-2024 tillsynsbegäran.docx
+++ b/tillsyn/A 51019-2024 tillsynsbegäran.docx
@@ -218,7 +218,7 @@
     <w:r>
       <w:tab/>
       <w:tab/>
-      <w:t>2025-03-02</w:t>
+      <w:t>2025-03-03</w:t>
       <w:br/>
       <w:br/>
     </w:r>

--- a/tillsyn/A 51019-2024 tillsynsbegäran.docx
+++ b/tillsyn/A 51019-2024 tillsynsbegäran.docx
@@ -218,7 +218,7 @@
     <w:r>
       <w:tab/>
       <w:tab/>
-      <w:t>2025-03-03</w:t>
+      <w:t>2025-03-04</w:t>
       <w:br/>
       <w:br/>
     </w:r>

--- a/tillsyn/A 51019-2024 tillsynsbegäran.docx
+++ b/tillsyn/A 51019-2024 tillsynsbegäran.docx
@@ -218,7 +218,7 @@
     <w:r>
       <w:tab/>
       <w:tab/>
-      <w:t>2025-03-04</w:t>
+      <w:t>2025-03-05</w:t>
       <w:br/>
       <w:br/>
     </w:r>

--- a/tillsyn/A 51019-2024 tillsynsbegäran.docx
+++ b/tillsyn/A 51019-2024 tillsynsbegäran.docx
@@ -218,7 +218,7 @@
     <w:r>
       <w:tab/>
       <w:tab/>
-      <w:t>2025-03-05</w:t>
+      <w:t>2025-03-06</w:t>
       <w:br/>
       <w:br/>
     </w:r>

--- a/tillsyn/A 51019-2024 tillsynsbegäran.docx
+++ b/tillsyn/A 51019-2024 tillsynsbegäran.docx
@@ -218,7 +218,7 @@
     <w:r>
       <w:tab/>
       <w:tab/>
-      <w:t>2025-03-06</w:t>
+      <w:t>2025-03-07</w:t>
       <w:br/>
       <w:br/>
     </w:r>

--- a/tillsyn/A 51019-2024 tillsynsbegäran.docx
+++ b/tillsyn/A 51019-2024 tillsynsbegäran.docx
@@ -218,7 +218,7 @@
     <w:r>
       <w:tab/>
       <w:tab/>
-      <w:t>2025-03-07</w:t>
+      <w:t>2025-03-08</w:t>
       <w:br/>
       <w:br/>
     </w:r>

--- a/tillsyn/A 51019-2024 tillsynsbegäran.docx
+++ b/tillsyn/A 51019-2024 tillsynsbegäran.docx
@@ -218,7 +218,7 @@
     <w:r>
       <w:tab/>
       <w:tab/>
-      <w:t>2025-03-08</w:t>
+      <w:t>2025-03-09</w:t>
       <w:br/>
       <w:br/>
     </w:r>

--- a/tillsyn/A 51019-2024 tillsynsbegäran.docx
+++ b/tillsyn/A 51019-2024 tillsynsbegäran.docx
@@ -218,7 +218,7 @@
     <w:r>
       <w:tab/>
       <w:tab/>
-      <w:t>2025-03-09</w:t>
+      <w:t>2025-03-10</w:t>
       <w:br/>
       <w:br/>
     </w:r>

--- a/tillsyn/A 51019-2024 tillsynsbegäran.docx
+++ b/tillsyn/A 51019-2024 tillsynsbegäran.docx
@@ -218,7 +218,7 @@
     <w:r>
       <w:tab/>
       <w:tab/>
-      <w:t>2025-03-10</w:t>
+      <w:t>2025-03-11</w:t>
       <w:br/>
       <w:br/>
     </w:r>

--- a/tillsyn/A 51019-2024 tillsynsbegäran.docx
+++ b/tillsyn/A 51019-2024 tillsynsbegäran.docx
@@ -218,7 +218,7 @@
     <w:r>
       <w:tab/>
       <w:tab/>
-      <w:t>2025-03-11</w:t>
+      <w:t>2025-03-12</w:t>
       <w:br/>
       <w:br/>
     </w:r>

--- a/tillsyn/A 51019-2024 tillsynsbegäran.docx
+++ b/tillsyn/A 51019-2024 tillsynsbegäran.docx
@@ -218,7 +218,7 @@
     <w:r>
       <w:tab/>
       <w:tab/>
-      <w:t>2025-03-12</w:t>
+      <w:t>2025-03-13</w:t>
       <w:br/>
       <w:br/>
     </w:r>

--- a/tillsyn/A 51019-2024 tillsynsbegäran.docx
+++ b/tillsyn/A 51019-2024 tillsynsbegäran.docx
@@ -218,7 +218,7 @@
     <w:r>
       <w:tab/>
       <w:tab/>
-      <w:t>2025-03-13</w:t>
+      <w:t>2025-03-14</w:t>
       <w:br/>
       <w:br/>
     </w:r>

--- a/tillsyn/A 51019-2024 tillsynsbegäran.docx
+++ b/tillsyn/A 51019-2024 tillsynsbegäran.docx
@@ -218,7 +218,7 @@
     <w:r>
       <w:tab/>
       <w:tab/>
-      <w:t>2025-03-14</w:t>
+      <w:t>2025-03-15</w:t>
       <w:br/>
       <w:br/>
     </w:r>

--- a/tillsyn/A 51019-2024 tillsynsbegäran.docx
+++ b/tillsyn/A 51019-2024 tillsynsbegäran.docx
@@ -218,7 +218,7 @@
     <w:r>
       <w:tab/>
       <w:tab/>
-      <w:t>2025-03-15</w:t>
+      <w:t>2025-03-16</w:t>
       <w:br/>
       <w:br/>
     </w:r>

--- a/tillsyn/A 51019-2024 tillsynsbegäran.docx
+++ b/tillsyn/A 51019-2024 tillsynsbegäran.docx
@@ -218,7 +218,7 @@
     <w:r>
       <w:tab/>
       <w:tab/>
-      <w:t>2025-03-16</w:t>
+      <w:t>2025-03-17</w:t>
       <w:br/>
       <w:br/>
     </w:r>

--- a/tillsyn/A 51019-2024 tillsynsbegäran.docx
+++ b/tillsyn/A 51019-2024 tillsynsbegäran.docx
@@ -218,7 +218,7 @@
     <w:r>
       <w:tab/>
       <w:tab/>
-      <w:t>2025-03-17</w:t>
+      <w:t>2025-03-18</w:t>
       <w:br/>
       <w:br/>
     </w:r>

--- a/tillsyn/A 51019-2024 tillsynsbegäran.docx
+++ b/tillsyn/A 51019-2024 tillsynsbegäran.docx
@@ -218,7 +218,7 @@
     <w:r>
       <w:tab/>
       <w:tab/>
-      <w:t>2025-03-18</w:t>
+      <w:t>2025-03-19</w:t>
       <w:br/>
       <w:br/>
     </w:r>

--- a/tillsyn/A 51019-2024 tillsynsbegäran.docx
+++ b/tillsyn/A 51019-2024 tillsynsbegäran.docx
@@ -218,7 +218,7 @@
     <w:r>
       <w:tab/>
       <w:tab/>
-      <w:t>2025-03-19</w:t>
+      <w:t>2025-03-20</w:t>
       <w:br/>
       <w:br/>
     </w:r>

--- a/tillsyn/A 51019-2024 tillsynsbegäran.docx
+++ b/tillsyn/A 51019-2024 tillsynsbegäran.docx
@@ -218,7 +218,7 @@
     <w:r>
       <w:tab/>
       <w:tab/>
-      <w:t>2025-03-20</w:t>
+      <w:t>2025-03-21</w:t>
       <w:br/>
       <w:br/>
     </w:r>

--- a/tillsyn/A 51019-2024 tillsynsbegäran.docx
+++ b/tillsyn/A 51019-2024 tillsynsbegäran.docx
@@ -218,7 +218,7 @@
     <w:r>
       <w:tab/>
       <w:tab/>
-      <w:t>2025-03-21</w:t>
+      <w:t>2025-03-22</w:t>
       <w:br/>
       <w:br/>
     </w:r>

--- a/tillsyn/A 51019-2024 tillsynsbegäran.docx
+++ b/tillsyn/A 51019-2024 tillsynsbegäran.docx
@@ -218,7 +218,7 @@
     <w:r>
       <w:tab/>
       <w:tab/>
-      <w:t>2025-03-22</w:t>
+      <w:t>2025-03-23</w:t>
       <w:br/>
       <w:br/>
     </w:r>

--- a/tillsyn/A 51019-2024 tillsynsbegäran.docx
+++ b/tillsyn/A 51019-2024 tillsynsbegäran.docx
@@ -218,7 +218,7 @@
     <w:r>
       <w:tab/>
       <w:tab/>
-      <w:t>2025-03-23</w:t>
+      <w:t>2025-03-24</w:t>
       <w:br/>
       <w:br/>
     </w:r>

--- a/tillsyn/A 51019-2024 tillsynsbegäran.docx
+++ b/tillsyn/A 51019-2024 tillsynsbegäran.docx
@@ -218,7 +218,7 @@
     <w:r>
       <w:tab/>
       <w:tab/>
-      <w:t>2025-03-24</w:t>
+      <w:t>2025-03-25</w:t>
       <w:br/>
       <w:br/>
     </w:r>

--- a/tillsyn/A 51019-2024 tillsynsbegäran.docx
+++ b/tillsyn/A 51019-2024 tillsynsbegäran.docx
@@ -218,7 +218,7 @@
     <w:r>
       <w:tab/>
       <w:tab/>
-      <w:t>2025-03-25</w:t>
+      <w:t>2025-03-26</w:t>
       <w:br/>
       <w:br/>
     </w:r>

--- a/tillsyn/A 51019-2024 tillsynsbegäran.docx
+++ b/tillsyn/A 51019-2024 tillsynsbegäran.docx
@@ -218,7 +218,7 @@
     <w:r>
       <w:tab/>
       <w:tab/>
-      <w:t>2025-03-26</w:t>
+      <w:t>2025-03-27</w:t>
       <w:br/>
       <w:br/>
     </w:r>

--- a/tillsyn/A 51019-2024 tillsynsbegäran.docx
+++ b/tillsyn/A 51019-2024 tillsynsbegäran.docx
@@ -218,7 +218,7 @@
     <w:r>
       <w:tab/>
       <w:tab/>
-      <w:t>2025-03-27</w:t>
+      <w:t>2025-03-28</w:t>
       <w:br/>
       <w:br/>
     </w:r>

--- a/tillsyn/A 51019-2024 tillsynsbegäran.docx
+++ b/tillsyn/A 51019-2024 tillsynsbegäran.docx
@@ -218,7 +218,7 @@
     <w:r>
       <w:tab/>
       <w:tab/>
-      <w:t>2025-04-02</w:t>
+      <w:t>2025-04-03</w:t>
       <w:br/>
       <w:br/>
     </w:r>

--- a/tillsyn/A 51019-2024 tillsynsbegäran.docx
+++ b/tillsyn/A 51019-2024 tillsynsbegäran.docx
@@ -218,7 +218,7 @@
     <w:r>
       <w:tab/>
       <w:tab/>
-      <w:t>2025-04-03</w:t>
+      <w:t>2025-04-05</w:t>
       <w:br/>
       <w:br/>
     </w:r>

--- a/tillsyn/A 51019-2024 tillsynsbegäran.docx
+++ b/tillsyn/A 51019-2024 tillsynsbegäran.docx
@@ -218,7 +218,7 @@
     <w:r>
       <w:tab/>
       <w:tab/>
-      <w:t>2025-04-05</w:t>
+      <w:t>2025-04-06</w:t>
       <w:br/>
       <w:br/>
     </w:r>

--- a/tillsyn/A 51019-2024 tillsynsbegäran.docx
+++ b/tillsyn/A 51019-2024 tillsynsbegäran.docx
@@ -218,7 +218,7 @@
     <w:r>
       <w:tab/>
       <w:tab/>
-      <w:t>2025-04-06</w:t>
+      <w:t>2025-04-07</w:t>
       <w:br/>
       <w:br/>
     </w:r>

--- a/tillsyn/A 51019-2024 tillsynsbegäran.docx
+++ b/tillsyn/A 51019-2024 tillsynsbegäran.docx
@@ -218,7 +218,7 @@
     <w:r>
       <w:tab/>
       <w:tab/>
-      <w:t>2025-04-07</w:t>
+      <w:t>2025-04-08</w:t>
       <w:br/>
       <w:br/>
     </w:r>

--- a/tillsyn/A 51019-2024 tillsynsbegäran.docx
+++ b/tillsyn/A 51019-2024 tillsynsbegäran.docx
@@ -218,7 +218,7 @@
     <w:r>
       <w:tab/>
       <w:tab/>
-      <w:t>2025-04-08</w:t>
+      <w:t>2025-04-09</w:t>
       <w:br/>
       <w:br/>
     </w:r>

--- a/tillsyn/A 51019-2024 tillsynsbegäran.docx
+++ b/tillsyn/A 51019-2024 tillsynsbegäran.docx
@@ -90,6 +90,17 @@
         <w:t>Figur 1. Fyndplatser för naturvårdsarter i det avverkningsanmälda området (röd linje). Markörer utan svart kant är placerade på fyndplatsen. Markörer med svart kant är placerade vid sidan av fyndplatsen och har ett svart streck som visar fyndplatsens exakta position. Kartans mittpunktskoordinat är N 6545964, E 646937 i SWEREF 99 TM.</w:t>
       </w:r>
     </w:p>
+    <w:p>
+      <w:r>
+        <w:rPr>
+          <w:b/>
+        </w:rPr>
+        <w:t xml:space="preserve">Grönpyrola </w:t>
+      </w:r>
+      <w:r>
+        <w:t>växer främst på sandig, torr eller frisk mark i äldre barrskog, ofta på isälvsmaterial såsom sand och grus. Den påträffas främst i äldre naturligt uppkomna barrskogar, exempelvis på tallmoar, i åssluttningar, dyner och rasbranter. Arten är känslig för skogsbruksmetoder såsom slutavverkning och markberedning (Nitare &amp; Skogsstyrelsen, 2019).</w:t>
+      </w:r>
+    </w:p>
     <w:sectPr>
       <w:headerReference w:type="even" r:id="rId8"/>
       <w:headerReference w:type="default" r:id="rId9"/>
@@ -218,7 +229,7 @@
     <w:r>
       <w:tab/>
       <w:tab/>
-      <w:t>2025-04-09</w:t>
+      <w:t>2025-04-10</w:t>
       <w:br/>
       <w:br/>
     </w:r>

--- a/tillsyn/A 51019-2024 tillsynsbegäran.docx
+++ b/tillsyn/A 51019-2024 tillsynsbegäran.docx
@@ -229,7 +229,7 @@
     <w:r>
       <w:tab/>
       <w:tab/>
-      <w:t>2025-04-10</w:t>
+      <w:t>2025-04-11</w:t>
       <w:br/>
       <w:br/>
     </w:r>

--- a/tillsyn/A 51019-2024 tillsynsbegäran.docx
+++ b/tillsyn/A 51019-2024 tillsynsbegäran.docx
@@ -229,7 +229,7 @@
     <w:r>
       <w:tab/>
       <w:tab/>
-      <w:t>2025-04-11</w:t>
+      <w:t>2025-04-12</w:t>
       <w:br/>
       <w:br/>
     </w:r>

--- a/tillsyn/A 51019-2024 tillsynsbegäran.docx
+++ b/tillsyn/A 51019-2024 tillsynsbegäran.docx
@@ -229,7 +229,7 @@
     <w:r>
       <w:tab/>
       <w:tab/>
-      <w:t>2025-04-12</w:t>
+      <w:t>2025-04-13</w:t>
       <w:br/>
       <w:br/>
     </w:r>

--- a/tillsyn/A 51019-2024 tillsynsbegäran.docx
+++ b/tillsyn/A 51019-2024 tillsynsbegäran.docx
@@ -229,7 +229,7 @@
     <w:r>
       <w:tab/>
       <w:tab/>
-      <w:t>2025-04-13</w:t>
+      <w:t>2025-04-14</w:t>
       <w:br/>
       <w:br/>
     </w:r>

--- a/tillsyn/A 51019-2024 tillsynsbegäran.docx
+++ b/tillsyn/A 51019-2024 tillsynsbegäran.docx
@@ -229,7 +229,7 @@
     <w:r>
       <w:tab/>
       <w:tab/>
-      <w:t>2025-04-14</w:t>
+      <w:t>2025-04-15</w:t>
       <w:br/>
       <w:br/>
     </w:r>

--- a/tillsyn/A 51019-2024 tillsynsbegäran.docx
+++ b/tillsyn/A 51019-2024 tillsynsbegäran.docx
@@ -229,7 +229,7 @@
     <w:r>
       <w:tab/>
       <w:tab/>
-      <w:t>2025-04-15</w:t>
+      <w:t>2025-04-16</w:t>
       <w:br/>
       <w:br/>
     </w:r>

--- a/tillsyn/A 51019-2024 tillsynsbegäran.docx
+++ b/tillsyn/A 51019-2024 tillsynsbegäran.docx
@@ -229,7 +229,7 @@
     <w:r>
       <w:tab/>
       <w:tab/>
-      <w:t>2025-04-16</w:t>
+      <w:t>2025-04-17</w:t>
       <w:br/>
       <w:br/>
     </w:r>

--- a/tillsyn/A 51019-2024 tillsynsbegäran.docx
+++ b/tillsyn/A 51019-2024 tillsynsbegäran.docx
@@ -229,7 +229,7 @@
     <w:r>
       <w:tab/>
       <w:tab/>
-      <w:t>2025-04-17</w:t>
+      <w:t>2025-04-18</w:t>
       <w:br/>
       <w:br/>
     </w:r>

--- a/tillsyn/A 51019-2024 tillsynsbegäran.docx
+++ b/tillsyn/A 51019-2024 tillsynsbegäran.docx
@@ -229,7 +229,7 @@
     <w:r>
       <w:tab/>
       <w:tab/>
-      <w:t>2025-04-18</w:t>
+      <w:t>2025-04-19</w:t>
       <w:br/>
       <w:br/>
     </w:r>

--- a/tillsyn/A 51019-2024 tillsynsbegäran.docx
+++ b/tillsyn/A 51019-2024 tillsynsbegäran.docx
@@ -229,7 +229,7 @@
     <w:r>
       <w:tab/>
       <w:tab/>
-      <w:t>2025-05-03</w:t>
+      <w:t>2025-05-04</w:t>
       <w:br/>
       <w:br/>
     </w:r>

--- a/tillsyn/A 51019-2024 tillsynsbegäran.docx
+++ b/tillsyn/A 51019-2024 tillsynsbegäran.docx
@@ -229,7 +229,7 @@
     <w:r>
       <w:tab/>
       <w:tab/>
-      <w:t>2025-05-04</w:t>
+      <w:t>2025-05-06</w:t>
       <w:br/>
       <w:br/>
     </w:r>

--- a/tillsyn/A 51019-2024 tillsynsbegäran.docx
+++ b/tillsyn/A 51019-2024 tillsynsbegäran.docx
@@ -35,7 +35,7 @@
     </w:p>
     <w:p>
       <w:r>
-        <w:t>I avverkningsanmälan har följande 1 naturvårdsarter hittats: grönpyrola (S). Arter som är signalarter enligt Skogsstyrelsen har markerats med (S).</w:t>
+        <w:t>I avverkningsanmälan har följande 2 naturvårdsarter hittats: tallticka (NT) och grönpyrola (S). Av dessa är 1 rödlistade. För rödlistade arter har rödlistekategorin angivits inom parentes. Arter som är signalarter enligt Skogsstyrelsen har markerats med (S).</w:t>
       </w:r>
     </w:p>
     <w:p>
@@ -101,6 +101,17 @@
         <w:t>växer främst på sandig, torr eller frisk mark i äldre barrskog, ofta på isälvsmaterial såsom sand och grus. Den påträffas främst i äldre naturligt uppkomna barrskogar, exempelvis på tallmoar, i åssluttningar, dyner och rasbranter. Arten är känslig för skogsbruksmetoder såsom slutavverkning och markberedning (Nitare &amp; Skogsstyrelsen, 2019).</w:t>
       </w:r>
     </w:p>
+    <w:p>
+      <w:r>
+        <w:rPr>
+          <w:b/>
+        </w:rPr>
+        <w:t xml:space="preserve">Tallticka (NT) </w:t>
+      </w:r>
+      <w:r>
+        <w:t>uppträder först på tallar som är 100–150 år gamla men är vanligast på träd som är runt 150–200 år eller äldre. I skogslandskapet är den främst knuten till tallnaturskogar och restbiotoper med biologiskt gamla träd och signalerar vanligtvis skyddsvärda tallbestånd med höga naturvärden (SLU Artdatabanken, 2023; Nitare &amp; Skogsstyrelsen, 2019).</w:t>
+      </w:r>
+    </w:p>
     <w:sectPr>
       <w:headerReference w:type="even" r:id="rId8"/>
       <w:headerReference w:type="default" r:id="rId9"/>
@@ -229,7 +240,7 @@
     <w:r>
       <w:tab/>
       <w:tab/>
-      <w:t>2025-05-06</w:t>
+      <w:t>2025-05-07</w:t>
       <w:br/>
       <w:br/>
     </w:r>

--- a/tillsyn/A 51019-2024 tillsynsbegäran.docx
+++ b/tillsyn/A 51019-2024 tillsynsbegäran.docx
@@ -240,7 +240,7 @@
     <w:r>
       <w:tab/>
       <w:tab/>
-      <w:t>2025-05-07</w:t>
+      <w:t>2025-05-08</w:t>
       <w:br/>
       <w:br/>
     </w:r>

--- a/tillsyn/A 51019-2024 tillsynsbegäran.docx
+++ b/tillsyn/A 51019-2024 tillsynsbegäran.docx
@@ -240,7 +240,7 @@
     <w:r>
       <w:tab/>
       <w:tab/>
-      <w:t>2025-05-08</w:t>
+      <w:t>2025-05-09</w:t>
       <w:br/>
       <w:br/>
     </w:r>

--- a/tillsyn/A 51019-2024 tillsynsbegäran.docx
+++ b/tillsyn/A 51019-2024 tillsynsbegäran.docx
@@ -240,7 +240,7 @@
     <w:r>
       <w:tab/>
       <w:tab/>
-      <w:t>2025-05-09</w:t>
+      <w:t>2025-05-10</w:t>
       <w:br/>
       <w:br/>
     </w:r>

--- a/tillsyn/A 51019-2024 tillsynsbegäran.docx
+++ b/tillsyn/A 51019-2024 tillsynsbegäran.docx
@@ -240,7 +240,7 @@
     <w:r>
       <w:tab/>
       <w:tab/>
-      <w:t>2025-05-10</w:t>
+      <w:t>2025-05-11</w:t>
       <w:br/>
       <w:br/>
     </w:r>

--- a/tillsyn/A 51019-2024 tillsynsbegäran.docx
+++ b/tillsyn/A 51019-2024 tillsynsbegäran.docx
@@ -240,7 +240,7 @@
     <w:r>
       <w:tab/>
       <w:tab/>
-      <w:t>2025-05-11</w:t>
+      <w:t>2025-05-12</w:t>
       <w:br/>
       <w:br/>
     </w:r>

--- a/tillsyn/A 51019-2024 tillsynsbegäran.docx
+++ b/tillsyn/A 51019-2024 tillsynsbegäran.docx
@@ -240,7 +240,7 @@
     <w:r>
       <w:tab/>
       <w:tab/>
-      <w:t>2025-05-12</w:t>
+      <w:t>2025-05-13</w:t>
       <w:br/>
       <w:br/>
     </w:r>

--- a/tillsyn/A 51019-2024 tillsynsbegäran.docx
+++ b/tillsyn/A 51019-2024 tillsynsbegäran.docx
@@ -240,7 +240,7 @@
     <w:r>
       <w:tab/>
       <w:tab/>
-      <w:t>2025-05-13</w:t>
+      <w:t>2025-05-14</w:t>
       <w:br/>
       <w:br/>
     </w:r>

--- a/tillsyn/A 51019-2024 tillsynsbegäran.docx
+++ b/tillsyn/A 51019-2024 tillsynsbegäran.docx
@@ -240,7 +240,7 @@
     <w:r>
       <w:tab/>
       <w:tab/>
-      <w:t>2025-05-14</w:t>
+      <w:t>2025-05-15</w:t>
       <w:br/>
       <w:br/>
     </w:r>

--- a/tillsyn/A 51019-2024 tillsynsbegäran.docx
+++ b/tillsyn/A 51019-2024 tillsynsbegäran.docx
@@ -240,7 +240,7 @@
     <w:r>
       <w:tab/>
       <w:tab/>
-      <w:t>2025-05-15</w:t>
+      <w:t>2025-05-16</w:t>
       <w:br/>
       <w:br/>
     </w:r>

--- a/tillsyn/A 51019-2024 tillsynsbegäran.docx
+++ b/tillsyn/A 51019-2024 tillsynsbegäran.docx
@@ -240,7 +240,7 @@
     <w:r>
       <w:tab/>
       <w:tab/>
-      <w:t>2025-05-16</w:t>
+      <w:t>2025-05-17</w:t>
       <w:br/>
       <w:br/>
     </w:r>

--- a/tillsyn/A 51019-2024 tillsynsbegäran.docx
+++ b/tillsyn/A 51019-2024 tillsynsbegäran.docx
@@ -240,7 +240,7 @@
     <w:r>
       <w:tab/>
       <w:tab/>
-      <w:t>2025-05-17</w:t>
+      <w:t>2025-05-18</w:t>
       <w:br/>
       <w:br/>
     </w:r>

--- a/tillsyn/A 51019-2024 tillsynsbegäran.docx
+++ b/tillsyn/A 51019-2024 tillsynsbegäran.docx
@@ -240,7 +240,7 @@
     <w:r>
       <w:tab/>
       <w:tab/>
-      <w:t>2025-05-18</w:t>
+      <w:t>2025-05-19</w:t>
       <w:br/>
       <w:br/>
     </w:r>

--- a/tillsyn/A 51019-2024 tillsynsbegäran.docx
+++ b/tillsyn/A 51019-2024 tillsynsbegäran.docx
@@ -240,7 +240,7 @@
     <w:r>
       <w:tab/>
       <w:tab/>
-      <w:t>2025-05-19</w:t>
+      <w:t>2025-05-20</w:t>
       <w:br/>
       <w:br/>
     </w:r>

--- a/tillsyn/A 51019-2024 tillsynsbegäran.docx
+++ b/tillsyn/A 51019-2024 tillsynsbegäran.docx
@@ -240,7 +240,7 @@
     <w:r>
       <w:tab/>
       <w:tab/>
-      <w:t>2025-05-20</w:t>
+      <w:t>2025-05-21</w:t>
       <w:br/>
       <w:br/>
     </w:r>

--- a/tillsyn/A 51019-2024 tillsynsbegäran.docx
+++ b/tillsyn/A 51019-2024 tillsynsbegäran.docx
@@ -240,7 +240,7 @@
     <w:r>
       <w:tab/>
       <w:tab/>
-      <w:t>2025-05-21</w:t>
+      <w:t>2025-05-22</w:t>
       <w:br/>
       <w:br/>
     </w:r>

--- a/tillsyn/A 51019-2024 tillsynsbegäran.docx
+++ b/tillsyn/A 51019-2024 tillsynsbegäran.docx
@@ -240,7 +240,7 @@
     <w:r>
       <w:tab/>
       <w:tab/>
-      <w:t>2025-05-22</w:t>
+      <w:t>2025-05-23</w:t>
       <w:br/>
       <w:br/>
     </w:r>

--- a/tillsyn/A 51019-2024 tillsynsbegäran.docx
+++ b/tillsyn/A 51019-2024 tillsynsbegäran.docx
@@ -240,7 +240,7 @@
     <w:r>
       <w:tab/>
       <w:tab/>
-      <w:t>2025-05-23</w:t>
+      <w:t>2025-05-24</w:t>
       <w:br/>
       <w:br/>
     </w:r>

--- a/tillsyn/A 51019-2024 tillsynsbegäran.docx
+++ b/tillsyn/A 51019-2024 tillsynsbegäran.docx
@@ -240,7 +240,7 @@
     <w:r>
       <w:tab/>
       <w:tab/>
-      <w:t>2025-05-24</w:t>
+      <w:t>2025-05-25</w:t>
       <w:br/>
       <w:br/>
     </w:r>

--- a/tillsyn/A 51019-2024 tillsynsbegäran.docx
+++ b/tillsyn/A 51019-2024 tillsynsbegäran.docx
@@ -240,7 +240,7 @@
     <w:r>
       <w:tab/>
       <w:tab/>
-      <w:t>2025-05-25</w:t>
+      <w:t>2025-05-26</w:t>
       <w:br/>
       <w:br/>
     </w:r>

--- a/tillsyn/A 51019-2024 tillsynsbegäran.docx
+++ b/tillsyn/A 51019-2024 tillsynsbegäran.docx
@@ -240,7 +240,7 @@
     <w:r>
       <w:tab/>
       <w:tab/>
-      <w:t>2025-05-26</w:t>
+      <w:t>2025-05-27</w:t>
       <w:br/>
       <w:br/>
     </w:r>

--- a/tillsyn/A 51019-2024 tillsynsbegäran.docx
+++ b/tillsyn/A 51019-2024 tillsynsbegäran.docx
@@ -240,7 +240,7 @@
     <w:r>
       <w:tab/>
       <w:tab/>
-      <w:t>2025-05-27</w:t>
+      <w:t>2025-05-30</w:t>
       <w:br/>
       <w:br/>
     </w:r>

--- a/tillsyn/A 51019-2024 tillsynsbegäran.docx
+++ b/tillsyn/A 51019-2024 tillsynsbegäran.docx
@@ -240,7 +240,7 @@
     <w:r>
       <w:tab/>
       <w:tab/>
-      <w:t>2025-05-30</w:t>
+      <w:t>2025-06-01</w:t>
       <w:br/>
       <w:br/>
     </w:r>

--- a/tillsyn/A 51019-2024 tillsynsbegäran.docx
+++ b/tillsyn/A 51019-2024 tillsynsbegäran.docx
@@ -240,7 +240,7 @@
     <w:r>
       <w:tab/>
       <w:tab/>
-      <w:t>2025-06-01</w:t>
+      <w:t>2025-06-02</w:t>
       <w:br/>
       <w:br/>
     </w:r>

--- a/tillsyn/A 51019-2024 tillsynsbegäran.docx
+++ b/tillsyn/A 51019-2024 tillsynsbegäran.docx
@@ -240,7 +240,7 @@
     <w:r>
       <w:tab/>
       <w:tab/>
-      <w:t>2025-06-02</w:t>
+      <w:t>2025-06-03</w:t>
       <w:br/>
       <w:br/>
     </w:r>

--- a/tillsyn/A 51019-2024 tillsynsbegäran.docx
+++ b/tillsyn/A 51019-2024 tillsynsbegäran.docx
@@ -240,7 +240,7 @@
     <w:r>
       <w:tab/>
       <w:tab/>
-      <w:t>2025-06-03</w:t>
+      <w:t>2025-06-04</w:t>
       <w:br/>
       <w:br/>
     </w:r>

--- a/tillsyn/A 51019-2024 tillsynsbegäran.docx
+++ b/tillsyn/A 51019-2024 tillsynsbegäran.docx
@@ -240,7 +240,7 @@
     <w:r>
       <w:tab/>
       <w:tab/>
-      <w:t>2025-06-04</w:t>
+      <w:t>2025-06-05</w:t>
       <w:br/>
       <w:br/>
     </w:r>

--- a/tillsyn/A 51019-2024 tillsynsbegäran.docx
+++ b/tillsyn/A 51019-2024 tillsynsbegäran.docx
@@ -240,7 +240,7 @@
     <w:r>
       <w:tab/>
       <w:tab/>
-      <w:t>2025-06-05</w:t>
+      <w:t>2025-06-13</w:t>
       <w:br/>
       <w:br/>
     </w:r>

--- a/tillsyn/A 51019-2024 tillsynsbegäran.docx
+++ b/tillsyn/A 51019-2024 tillsynsbegäran.docx
@@ -240,7 +240,7 @@
     <w:r>
       <w:tab/>
       <w:tab/>
-      <w:t>2025-06-13</w:t>
+      <w:t>2025-06-15</w:t>
       <w:br/>
       <w:br/>
     </w:r>

--- a/tillsyn/A 51019-2024 tillsynsbegäran.docx
+++ b/tillsyn/A 51019-2024 tillsynsbegäran.docx
@@ -240,7 +240,7 @@
     <w:r>
       <w:tab/>
       <w:tab/>
-      <w:t>2025-06-15</w:t>
+      <w:t>2025-06-16</w:t>
       <w:br/>
       <w:br/>
     </w:r>

--- a/tillsyn/A 51019-2024 tillsynsbegäran.docx
+++ b/tillsyn/A 51019-2024 tillsynsbegäran.docx
@@ -240,7 +240,7 @@
     <w:r>
       <w:tab/>
       <w:tab/>
-      <w:t>2025-06-16</w:t>
+      <w:t>2025-06-17</w:t>
       <w:br/>
       <w:br/>
     </w:r>

--- a/tillsyn/A 51019-2024 tillsynsbegäran.docx
+++ b/tillsyn/A 51019-2024 tillsynsbegäran.docx
@@ -240,7 +240,7 @@
     <w:r>
       <w:tab/>
       <w:tab/>
-      <w:t>2025-06-17</w:t>
+      <w:t>2025-06-18</w:t>
       <w:br/>
       <w:br/>
     </w:r>

--- a/tillsyn/A 51019-2024 tillsynsbegäran.docx
+++ b/tillsyn/A 51019-2024 tillsynsbegäran.docx
@@ -240,7 +240,7 @@
     <w:r>
       <w:tab/>
       <w:tab/>
-      <w:t>2025-06-18</w:t>
+      <w:t>2025-06-19</w:t>
       <w:br/>
       <w:br/>
     </w:r>

--- a/tillsyn/A 51019-2024 tillsynsbegäran.docx
+++ b/tillsyn/A 51019-2024 tillsynsbegäran.docx
@@ -240,7 +240,7 @@
     <w:r>
       <w:tab/>
       <w:tab/>
-      <w:t>2025-06-19</w:t>
+      <w:t>2025-06-20</w:t>
       <w:br/>
       <w:br/>
     </w:r>

--- a/tillsyn/A 51019-2024 tillsynsbegäran.docx
+++ b/tillsyn/A 51019-2024 tillsynsbegäran.docx
@@ -240,7 +240,7 @@
     <w:r>
       <w:tab/>
       <w:tab/>
-      <w:t>2025-06-20</w:t>
+      <w:t>2025-06-21</w:t>
       <w:br/>
       <w:br/>
     </w:r>

--- a/tillsyn/A 51019-2024 tillsynsbegäran.docx
+++ b/tillsyn/A 51019-2024 tillsynsbegäran.docx
@@ -240,7 +240,7 @@
     <w:r>
       <w:tab/>
       <w:tab/>
-      <w:t>2025-06-21</w:t>
+      <w:t>2025-06-22</w:t>
       <w:br/>
       <w:br/>
     </w:r>

--- a/tillsyn/A 51019-2024 tillsynsbegäran.docx
+++ b/tillsyn/A 51019-2024 tillsynsbegäran.docx
@@ -240,7 +240,7 @@
     <w:r>
       <w:tab/>
       <w:tab/>
-      <w:t>2025-06-22</w:t>
+      <w:t>2025-06-23</w:t>
       <w:br/>
       <w:br/>
     </w:r>

--- a/tillsyn/A 51019-2024 tillsynsbegäran.docx
+++ b/tillsyn/A 51019-2024 tillsynsbegäran.docx
@@ -240,7 +240,7 @@
     <w:r>
       <w:tab/>
       <w:tab/>
-      <w:t>2025-06-23</w:t>
+      <w:t>2025-06-24</w:t>
       <w:br/>
       <w:br/>
     </w:r>

--- a/tillsyn/A 51019-2024 tillsynsbegäran.docx
+++ b/tillsyn/A 51019-2024 tillsynsbegäran.docx
@@ -240,7 +240,7 @@
     <w:r>
       <w:tab/>
       <w:tab/>
-      <w:t>2025-06-24</w:t>
+      <w:t>2025-06-25</w:t>
       <w:br/>
       <w:br/>
     </w:r>

--- a/tillsyn/A 51019-2024 tillsynsbegäran.docx
+++ b/tillsyn/A 51019-2024 tillsynsbegäran.docx
@@ -240,7 +240,7 @@
     <w:r>
       <w:tab/>
       <w:tab/>
-      <w:t>2025-06-25</w:t>
+      <w:t>2025-06-26</w:t>
       <w:br/>
       <w:br/>
     </w:r>

--- a/tillsyn/A 51019-2024 tillsynsbegäran.docx
+++ b/tillsyn/A 51019-2024 tillsynsbegäran.docx
@@ -240,7 +240,7 @@
     <w:r>
       <w:tab/>
       <w:tab/>
-      <w:t>2025-06-26</w:t>
+      <w:t>2025-06-27</w:t>
       <w:br/>
       <w:br/>
     </w:r>

--- a/tillsyn/A 51019-2024 tillsynsbegäran.docx
+++ b/tillsyn/A 51019-2024 tillsynsbegäran.docx
@@ -240,7 +240,7 @@
     <w:r>
       <w:tab/>
       <w:tab/>
-      <w:t>2025-06-27</w:t>
+      <w:t>2025-06-28</w:t>
       <w:br/>
       <w:br/>
     </w:r>

--- a/tillsyn/A 51019-2024 tillsynsbegäran.docx
+++ b/tillsyn/A 51019-2024 tillsynsbegäran.docx
@@ -240,7 +240,7 @@
     <w:r>
       <w:tab/>
       <w:tab/>
-      <w:t>2025-06-28</w:t>
+      <w:t>2025-06-29</w:t>
       <w:br/>
       <w:br/>
     </w:r>

--- a/tillsyn/A 51019-2024 tillsynsbegäran.docx
+++ b/tillsyn/A 51019-2024 tillsynsbegäran.docx
@@ -240,7 +240,7 @@
     <w:r>
       <w:tab/>
       <w:tab/>
-      <w:t>2025-06-29</w:t>
+      <w:t>2025-06-30</w:t>
       <w:br/>
       <w:br/>
     </w:r>

--- a/tillsyn/A 51019-2024 tillsynsbegäran.docx
+++ b/tillsyn/A 51019-2024 tillsynsbegäran.docx
@@ -240,7 +240,7 @@
     <w:r>
       <w:tab/>
       <w:tab/>
-      <w:t>2025-06-30</w:t>
+      <w:t>2025-07-01</w:t>
       <w:br/>
       <w:br/>
     </w:r>

--- a/tillsyn/A 51019-2024 tillsynsbegäran.docx
+++ b/tillsyn/A 51019-2024 tillsynsbegäran.docx
@@ -240,7 +240,7 @@
     <w:r>
       <w:tab/>
       <w:tab/>
-      <w:t>2025-07-01</w:t>
+      <w:t>2025-07-02</w:t>
       <w:br/>
       <w:br/>
     </w:r>

--- a/tillsyn/A 51019-2024 tillsynsbegäran.docx
+++ b/tillsyn/A 51019-2024 tillsynsbegäran.docx
@@ -240,7 +240,7 @@
     <w:r>
       <w:tab/>
       <w:tab/>
-      <w:t>2025-07-02</w:t>
+      <w:t>2025-07-03</w:t>
       <w:br/>
       <w:br/>
     </w:r>

--- a/tillsyn/A 51019-2024 tillsynsbegäran.docx
+++ b/tillsyn/A 51019-2024 tillsynsbegäran.docx
@@ -240,7 +240,7 @@
     <w:r>
       <w:tab/>
       <w:tab/>
-      <w:t>2025-07-03</w:t>
+      <w:t>2025-07-04</w:t>
       <w:br/>
       <w:br/>
     </w:r>

--- a/tillsyn/A 51019-2024 tillsynsbegäran.docx
+++ b/tillsyn/A 51019-2024 tillsynsbegäran.docx
@@ -240,7 +240,7 @@
     <w:r>
       <w:tab/>
       <w:tab/>
-      <w:t>2025-07-04</w:t>
+      <w:t>2025-07-05</w:t>
       <w:br/>
       <w:br/>
     </w:r>

--- a/tillsyn/A 51019-2024 tillsynsbegäran.docx
+++ b/tillsyn/A 51019-2024 tillsynsbegäran.docx
@@ -240,7 +240,7 @@
     <w:r>
       <w:tab/>
       <w:tab/>
-      <w:t>2025-07-05</w:t>
+      <w:t>2025-07-06</w:t>
       <w:br/>
       <w:br/>
     </w:r>

--- a/tillsyn/A 51019-2024 tillsynsbegäran.docx
+++ b/tillsyn/A 51019-2024 tillsynsbegäran.docx
@@ -240,7 +240,7 @@
     <w:r>
       <w:tab/>
       <w:tab/>
-      <w:t>2025-07-06</w:t>
+      <w:t>2025-07-07</w:t>
       <w:br/>
       <w:br/>
     </w:r>

--- a/tillsyn/A 51019-2024 tillsynsbegäran.docx
+++ b/tillsyn/A 51019-2024 tillsynsbegäran.docx
@@ -240,7 +240,7 @@
     <w:r>
       <w:tab/>
       <w:tab/>
-      <w:t>2025-07-07</w:t>
+      <w:t>2025-07-08</w:t>
       <w:br/>
       <w:br/>
     </w:r>

--- a/tillsyn/A 51019-2024 tillsynsbegäran.docx
+++ b/tillsyn/A 51019-2024 tillsynsbegäran.docx
@@ -240,7 +240,7 @@
     <w:r>
       <w:tab/>
       <w:tab/>
-      <w:t>2025-07-08</w:t>
+      <w:t>2025-07-09</w:t>
       <w:br/>
       <w:br/>
     </w:r>

--- a/tillsyn/A 51019-2024 tillsynsbegäran.docx
+++ b/tillsyn/A 51019-2024 tillsynsbegäran.docx
@@ -240,7 +240,7 @@
     <w:r>
       <w:tab/>
       <w:tab/>
-      <w:t>2025-07-09</w:t>
+      <w:t>2025-07-11</w:t>
       <w:br/>
       <w:br/>
     </w:r>

--- a/tillsyn/A 51019-2024 tillsynsbegäran.docx
+++ b/tillsyn/A 51019-2024 tillsynsbegäran.docx
@@ -240,7 +240,7 @@
     <w:r>
       <w:tab/>
       <w:tab/>
-      <w:t>2025-07-11</w:t>
+      <w:t>2025-07-12</w:t>
       <w:br/>
       <w:br/>
     </w:r>

--- a/tillsyn/A 51019-2024 tillsynsbegäran.docx
+++ b/tillsyn/A 51019-2024 tillsynsbegäran.docx
@@ -240,7 +240,7 @@
     <w:r>
       <w:tab/>
       <w:tab/>
-      <w:t>2025-07-12</w:t>
+      <w:t>2025-07-13</w:t>
       <w:br/>
       <w:br/>
     </w:r>

--- a/tillsyn/A 51019-2024 tillsynsbegäran.docx
+++ b/tillsyn/A 51019-2024 tillsynsbegäran.docx
@@ -240,7 +240,7 @@
     <w:r>
       <w:tab/>
       <w:tab/>
-      <w:t>2025-07-13</w:t>
+      <w:t>2025-07-14</w:t>
       <w:br/>
       <w:br/>
     </w:r>

--- a/tillsyn/A 51019-2024 tillsynsbegäran.docx
+++ b/tillsyn/A 51019-2024 tillsynsbegäran.docx
@@ -240,7 +240,7 @@
     <w:r>
       <w:tab/>
       <w:tab/>
-      <w:t>2025-08-06</w:t>
+      <w:t>2025-08-09</w:t>
       <w:br/>
       <w:br/>
     </w:r>
